--- a/dist/SUBMISSION_FINAL/Thesis_LuanAn/chuong_5_ket_luan_de_xuat.docx
+++ b/dist/SUBMISSION_FINAL/Thesis_LuanAn/chuong_5_ket_luan_de_xuat.docx
@@ -1985,7 +1985,7 @@
         <w:t xml:space="preserve"> </w:t>
       </w:r>
       <w:r>
-        <w:t xml:space="preserve">(bỏ ô Frontier →</w:t>
+        <w:t xml:space="preserve">(bỏ ô Frontier; sau đó</w:t>
       </w:r>
       <w:r>
         <w:t xml:space="preserve"> </w:t>

--- a/dist/SUBMISSION_FINAL/Thesis_LuanAn/chuong_5_ket_luan_de_xuat.docx
+++ b/dist/SUBMISSION_FINAL/Thesis_LuanAn/chuong_5_ket_luan_de_xuat.docx
@@ -1230,6 +1230,88 @@
         </w:pict>
       </w:r>
     </w:p>
+    <w:p>
+      <w:pPr>
+        <w:pStyle w:val="FirstParagraph"/>
+      </w:pPr>
+      <w:r>
+        <w:rPr>
+          <w:bCs/>
+          <w:b/>
+        </w:rPr>
+        <w:t xml:space="preserve">Ấn Độ và điều kiện biên phạm vi áp dụng của khung CDCM.</w:t>
+      </w:r>
+      <w:r>
+        <w:t xml:space="preserve"> </w:t>
+      </w:r>
+      <w:r>
+        <w:t xml:space="preserve">Phát hiện ngưỡng phá vỡ tại Ấn Độ (P9’ India) qua giai đoạn 2014–2025 bổ sung một điều kiện biên quan trọng cho khung CDCM. Trong khi quan hệ U ngược được khung dự đoán giả định môi trường thể chế ổn định, sự sụp đổ độ cong tại đợt 2025 dưới áp lực tích lũy của bãi bỏ tiền mặt, GST, IBC, UPI, PLI, COVID-19 và Atmanirbhar Bharat cho thấy bản thân khung CDCM cũng cần điều kiện ổn định thể chế làm tiền đề. Khung này không khẳng định U ngược là quan hệ phổ quát mà là quan hệ có điều kiện. Sự bác bỏ giả thuyết phổ quát của Tier-2 thay thế Tier-1 (qua tương tác âm</w:t>
+      </w:r>
+      <w:r>
+        <w:t xml:space="preserve"> </w:t>
+      </w:r>
+      <m:oMath>
+        <m:r>
+          <m:t>β</m:t>
+        </m:r>
+        <m:r>
+          <m:rPr>
+            <m:sty m:val="p"/>
+          </m:rPr>
+          <m:t>=</m:t>
+        </m:r>
+        <m:r>
+          <m:rPr>
+            <m:sty m:val="p"/>
+          </m:rPr>
+          <m:t>−</m:t>
+        </m:r>
+        <m:r>
+          <m:t>4</m:t>
+        </m:r>
+        <m:r>
+          <m:rPr>
+            <m:sty m:val="p"/>
+          </m:rPr>
+          <m:t>,</m:t>
+        </m:r>
+        <m:r>
+          <m:t>02</m:t>
+        </m:r>
+      </m:oMath>
+      <w:r>
+        <w:t xml:space="preserve">,</w:t>
+      </w:r>
+      <w:r>
+        <w:t xml:space="preserve"> </w:t>
+      </w:r>
+      <m:oMath>
+        <m:r>
+          <m:t>p</m:t>
+        </m:r>
+        <m:r>
+          <m:rPr>
+            <m:sty m:val="p"/>
+          </m:rPr>
+          <m:t>=</m:t>
+        </m:r>
+        <m:r>
+          <m:rPr>
+            <m:sty m:val="p"/>
+          </m:rPr>
+          <m:t>,</m:t>
+        </m:r>
+        <m:r>
+          <m:t>004</m:t>
+        </m:r>
+      </m:oMath>
+      <w:r>
+        <w:t xml:space="preserve"> </w:t>
+      </w:r>
+      <w:r>
+        <w:t xml:space="preserve">tại Ấn Độ) cũng tinh chỉnh đề xuất phụ trợ của khung: hạ tầng số công cộng chỉ thay thế năng lực số tư nhân khi hai loại hạ tầng có cùng định hướng mục đích. UPI hỗ trợ giao dịch nội địa hiệu quả nhưng không thay thế hạ tầng tài chính xuyên biên giới (SWIFT, ngân hàng đại lý, tài trợ thương mại) mà doanh nghiệp xuất khẩu yêu cầu.</w:t>
+      </w:r>
+    </w:p>
     <w:bookmarkEnd w:id="26"/>
     <w:bookmarkEnd w:id="27"/>
     <w:bookmarkStart w:id="31" w:name="so-sánh-với-nghiên-cứu-trước-đây"/>
@@ -1969,7 +2051,7 @@
         <w:t xml:space="preserve"> </w:t>
       </w:r>
       <w:r>
-        <w:t xml:space="preserve">(tách Singapore dẫn dắt bằng đổi mới khỏi các nền kinh tế vùng Vịnh dẫn dắt bằng tài nguyên). Phân loại nhị phân của Marano gộp các biến thiên này, làm mất thông tin về dải biến thiên ICRV mà luận án này phát hiện ở cấp doanh nghiệp (FSTS×ICRV và FSTS²×ICRV, p &lt; ,001 trong phân tích đa quốc gia). Đáng chú ý, ở cấp meta-analytic của riêng luận án, omnibus ICRV lại</w:t>
+        <w:t xml:space="preserve">(tách Singapore dẫn dắt bằng đổi mới khỏi các nền kinh tế vùng Vịnh dẫn dắt bằng tài nguyên). Phân loại nhị phân của Marano gộp các biến thiên này, làm mất thông tin về dải biến thiên ICRV mà luận án này phát hiện ở cấp doanh nghiệp (FSTS×ICRV và FSTS²×ICRV, p &lt;,001 trong phân tích đa quốc gia). Đáng chú ý, ở cấp meta-analytic của riêng luận án, omnibus ICRV lại</w:t>
       </w:r>
       <w:r>
         <w:t xml:space="preserve"> </w:t>
@@ -2208,7 +2290,7 @@
         <w:t xml:space="preserve"> </w:t>
       </w:r>
       <w:r>
-        <w:t xml:space="preserve">như một điều kiện biên rõ ràng cho mô hình chữ U ngược I-P, nối tiếp dòng nghiên cứu nền tảng SIDS của Briguglio (1995) và mô hình MIRAB của Bertram (2006). Khái niệm là một hiện tượng lý thuyết độc lập, khác về bản chất với phần sườn đi xuống của giai đoạn đầu trong lý thuyết đường cong chữ S. FIP không phải là giai đoạn đầu của quá trình học hỏi với chi phí học hỏi như mô hình Uppsala dự đoán, mà là một trạng thái cấu trúc bất lợi kéo dài: doanh nghiệp đảo nhỏ buộc phải xuất khẩu để tồn tại vì thị trường nội địa quá nhỏ, nhưng lại thiếu cả năng lực lẫn môi trường để hưởng lợi thế từ xuất khẩu. Đóng góp tăng thêm của luận án so với SIDS literature trước là (i) chính thức kết nối ba ràng buộc SIDS với dấu của hệ số FSTS trong hồi quy I-P ở cấp doanh nghiệp, (ii) cung cấp ước lượng định lượng đầu tiên (β = −0,404, p = ,032) trên dữ liệu WBES, (iii) đặt FIP làm điều kiện biên rõ ràng cho lý thuyết I-P phi tuyến.</w:t>
+        <w:t xml:space="preserve">như một điều kiện biên rõ ràng cho mô hình chữ U ngược I-P, nối tiếp dòng nghiên cứu nền tảng SIDS của Briguglio (1995) và mô hình MIRAB của Bertram (2006). Khái niệm là một hiện tượng lý thuyết độc lập, khác về bản chất với phần sườn đi xuống của giai đoạn đầu trong lý thuyết đường cong chữ S. FIP không phải là giai đoạn đầu của quá trình học hỏi với chi phí học hỏi như mô hình Uppsala dự đoán, mà là một trạng thái cấu trúc bất lợi kéo dài: doanh nghiệp đảo nhỏ buộc phải xuất khẩu để tồn tại vì thị trường nội địa quá nhỏ, nhưng lại thiếu cả năng lực lẫn môi trường để hưởng lợi thế từ xuất khẩu. Đóng góp tăng thêm của luận án so với SIDS literature trước là (i) chính thức kết nối ba ràng buộc SIDS với dấu của hệ số FSTS trong hồi quy I-P ở cấp doanh nghiệp, (ii) cung cấp ước lượng định lượng đầu tiên (β = −0,404, p =,032) trên dữ liệu WBES, (iii) đặt FIP làm điều kiện biên rõ ràng cho lý thuyết I-P phi tuyến.</w:t>
       </w:r>
     </w:p>
     <w:p>

--- a/dist/SUBMISSION_FINAL/Thesis_LuanAn/chuong_5_ket_luan_de_xuat.docx
+++ b/dist/SUBMISSION_FINAL/Thesis_LuanAn/chuong_5_ket_luan_de_xuat.docx
@@ -33,7 +33,71 @@
         <w:pStyle w:val="FirstParagraph"/>
       </w:pPr>
       <w:r>
-        <w:t xml:space="preserve">Chương 5 tổng hợp và diễn giải kết quả từ Chương 4 dưới ánh sáng của khung lý thuyết CDCM cùng bốn lý thuyết nền là Uppsala, RBV, lý thuyết thể chế và lý thuyết thượng tầng quản trị. Chương gồm sáu phần: bàn luận kết quả theo khung lý thuyết; so sánh với nghiên cứu trước; đóng góp lý thuyết; đề xuất chính sách và quản trị; hạn chế cùng hướng nghiên cứu tương lai; và kết luận tổng thể của luận án.</w:t>
+        <w:t xml:space="preserve">Chương 5 tổng hợp và diễn giải kết quả từ Chương 4 dưới ánh sáng của</w:t>
+      </w:r>
+      <w:r>
+        <w:t xml:space="preserve"> </w:t>
+      </w:r>
+      <w:r>
+        <w:rPr>
+          <w:bCs/>
+          <w:b/>
+        </w:rPr>
+        <w:t xml:space="preserve">khung lý thuyết phân tầng CIMT–ICRV–CDCM</w:t>
+      </w:r>
+      <w:r>
+        <w:t xml:space="preserve"> </w:t>
+      </w:r>
+      <w:r>
+        <w:t xml:space="preserve">(Chương 2 §2.5.1–2.5.4) cùng bốn lý thuyết nền là Uppsala, RBV, lý thuyết thể chế và lý thuyết thượng tầng quản trị. Trong khung này,</w:t>
+      </w:r>
+      <w:r>
+        <w:t xml:space="preserve"> </w:t>
+      </w:r>
+      <w:r>
+        <w:rPr>
+          <w:bCs/>
+          <w:b/>
+        </w:rPr>
+        <w:t xml:space="preserve">CIMT (Capability–Institution Mismatch Theory)</w:t>
+      </w:r>
+      <w:r>
+        <w:t xml:space="preserve"> </w:t>
+      </w:r>
+      <w:r>
+        <w:t xml:space="preserve">là cơ chế lý thuyết bao trùm tầm trung (Merton, 1968; Whetten, 1989; Corley &amp; Gioia, 2011) tích hợp ba kênh đã khẳng định (rent protection, LoF attenuation, institutional-void amplification);</w:t>
+      </w:r>
+      <w:r>
+        <w:t xml:space="preserve"> </w:t>
+      </w:r>
+      <w:r>
+        <w:rPr>
+          <w:bCs/>
+          <w:b/>
+        </w:rPr>
+        <w:t xml:space="preserve">ICRV</w:t>
+      </w:r>
+      <w:r>
+        <w:t xml:space="preserve"> </w:t>
+      </w:r>
+      <w:r>
+        <w:t xml:space="preserve">là taxonomy phân loại 45 nền kinh tế trên hai trục (institutional capability × resource vulnerability); và</w:t>
+      </w:r>
+      <w:r>
+        <w:t xml:space="preserve"> </w:t>
+      </w:r>
+      <w:r>
+        <w:rPr>
+          <w:bCs/>
+          <w:b/>
+        </w:rPr>
+        <w:t xml:space="preserve">CDCM</w:t>
+      </w:r>
+      <w:r>
+        <w:t xml:space="preserve"> </w:t>
+      </w:r>
+      <w:r>
+        <w:t xml:space="preserve">là biểu hiện thực nghiệm cấp doanh nghiệp dưới điều kiện số hóa. Chương gồm sáu phần: bàn luận kết quả theo khung phân tầng; so sánh với nghiên cứu trước; đóng góp lý thuyết; đề xuất chính sách và quản trị; hạn chế cùng hướng nghiên cứu tương lai; và kết luận tổng thể của luận án.</w:t>
       </w:r>
     </w:p>
     <w:p>
@@ -44,22 +108,22 @@
       </w:r>
     </w:p>
     <w:bookmarkEnd w:id="21"/>
-    <w:bookmarkStart w:id="27" w:name="Xff8cef3ed320f9cf6f3fba4ff558bfed3af19c6"/>
+    <w:bookmarkStart w:id="27" w:name="Xeb3250ac8e3491cd2431bc2ba518186336d526f"/>
     <w:p>
       <w:pPr>
         <w:pStyle w:val="Heading2"/>
       </w:pPr>
       <w:r>
-        <w:t xml:space="preserve">5.1 Bàn luận kết quả theo khung lý thuyết CDCM</w:t>
-      </w:r>
-    </w:p>
-    <w:bookmarkStart w:id="22" w:name="X15bf1096964ce027ae5f38ba61f44ecafa6a90e"/>
+        <w:t xml:space="preserve">5.1 Bàn luận kết quả theo khung lý thuyết phân tầng CIMT–ICRV–CDCM</w:t>
+      </w:r>
+    </w:p>
+    <w:bookmarkStart w:id="22" w:name="X7839966215dea78300daf34b71435f48f44cd16"/>
     <w:p>
       <w:pPr>
         <w:pStyle w:val="Heading3"/>
       </w:pPr>
       <w:r>
-        <w:t xml:space="preserve">5.1.1 Dải biến thiên ICRV, xác nhận H5 và tầng thể chế của CDCM</w:t>
+        <w:t xml:space="preserve">5.1.1 Dải biến thiên ICRV, xác nhận H5 và cơ chế institutional-void amplification của CIMT</w:t>
       </w:r>
     </w:p>
     <w:p>
@@ -347,7 +411,23 @@
         <w:pStyle w:val="BodyText"/>
       </w:pPr>
       <w:r>
-        <w:t xml:space="preserve">Kết quả này xác nhận H5 và tầng thể chế của khung CDCM một cách thuyết phục: điều kiện biên cho quan hệ I-P không do một yếu tố điều tiết đơn lẻ quy định, mà do</w:t>
+        <w:t xml:space="preserve">Kết quả này xác nhận H5 và</w:t>
+      </w:r>
+      <w:r>
+        <w:t xml:space="preserve"> </w:t>
+      </w:r>
+      <w:r>
+        <w:rPr>
+          <w:bCs/>
+          <w:b/>
+        </w:rPr>
+        <w:t xml:space="preserve">cơ chế institutional-void amplification của CIMT</w:t>
+      </w:r>
+      <w:r>
+        <w:t xml:space="preserve"> </w:t>
+      </w:r>
+      <w:r>
+        <w:t xml:space="preserve">(một trong ba kênh trung tâm của CIMT, §2.5.1) một cách thuyết phục: điều kiện biên cho quan hệ I-P không do một yếu tố điều tiết đơn lẻ quy định, mà do</w:t>
       </w:r>
       <w:r>
         <w:t xml:space="preserve"> </w:t>
@@ -360,7 +440,10 @@
         <w:t xml:space="preserve">cả một chế độ thể chế</w:t>
       </w:r>
       <w:r>
-        <w:t xml:space="preserve">, được vận hành hóa thành sáu nhóm con ICRV. Hiểu theo cơ chế, ICRV vận hành như một</w:t>
+        <w:t xml:space="preserve"> </w:t>
+      </w:r>
+      <w:r>
+        <w:t xml:space="preserve">— được taxonomy ICRV (§2.5.2) phân loại thành sáu nhóm con. Hiểu theo cơ chế, ICRV vận hành như một</w:t>
       </w:r>
       <w:r>
         <w:t xml:space="preserve"> </w:t>
@@ -389,7 +472,23 @@
         <w:t xml:space="preserve">bản đồ địa hình xuất khẩu chiến lược (strategic export topography)</w:t>
       </w:r>
       <w:r>
-        <w:t xml:space="preserve">: chính chất lượng thể chế quy định nơi điểm uốn của quan hệ I-P xuất hiện, còn năng lực số đóng vai trò lá chắn bù đắp khi bộ lọc tắc nghẽn. Lý thuyết thể chế của North (1990) cùng Khanna và Palepu (2010) dự đoán rằng thể chế định hình chi phí giao dịch và cấu trúc khuyến khích; dải biến thiên ICRV chính là biểu hiện thực nghiệm của cơ chế đó, ở quy mô 45 nền kinh tế châu Á và Thái Bình Dương (phân tích đa quốc gia 45 nền kinh tế).</w:t>
+        <w:t xml:space="preserve">: chính chất lượng thể chế quy định nơi điểm uốn của quan hệ I-P xuất hiện, còn năng lực số đóng vai trò lá chắn bù đắp khi bộ lọc tắc nghẽn — chính là</w:t>
+      </w:r>
+      <w:r>
+        <w:t xml:space="preserve"> </w:t>
+      </w:r>
+      <w:r>
+        <w:rPr>
+          <w:iCs/>
+          <w:i/>
+        </w:rPr>
+        <w:t xml:space="preserve">observable signature</w:t>
+      </w:r>
+      <w:r>
+        <w:t xml:space="preserve"> </w:t>
+      </w:r>
+      <w:r>
+        <w:t xml:space="preserve">mà CDCM (§2.5.3) dự đoán. Lý thuyết thể chế của North (1990) cùng Khanna và Palepu (2010) dự đoán rằng thể chế định hình chi phí giao dịch và cấu trúc khuyến khích; dải biến thiên ICRV chính là biểu hiện thực nghiệm của cơ chế đó, ở quy mô 45 nền kinh tế châu Á và Thái Bình Dương (phân tích đa quốc gia 45 nền kinh tế).</w:t>
       </w:r>
     </w:p>
     <w:p>
@@ -1199,20 +1298,68 @@
         </m:r>
       </m:oMath>
       <w:r>
-        <w:t xml:space="preserve">, và mạnh hơn ở mẫu chỉ gồm doanh nghiệp xuất khẩu) đại diện cho một điều kiện biên mà phiên bản ban đầu của CDCM chưa dự báo hết. FIP là biểu hiện của trường hợp khi</w:t>
-      </w:r>
-      <w:r>
-        <w:t xml:space="preserve"> </w:t>
-      </w:r>
-      <w:r>
-        <w:rPr>
-          <w:bCs/>
-          <w:b/>
-        </w:rPr>
-        <w:t xml:space="preserve">cả ba tầng của CDCM</w:t>
-      </w:r>
-      <w:r>
-        <w:t xml:space="preserve">, gồm thể chế, năng lực và quản trị, đều ở mức thấp. Khi thể chế yếu, TCI thấp và DAI không phát huy tác dụng, quốc tế hóa không chỉ ngừng ở chỗ không mang lại lợi ích, mà còn gây tổn hại thực sự đến hiệu quả doanh nghiệp.</w:t>
+        <w:t xml:space="preserve">, và mạnh hơn ở mẫu chỉ gồm doanh nghiệp xuất khẩu) đại diện cho</w:t>
+      </w:r>
+      <w:r>
+        <w:t xml:space="preserve"> </w:t>
+      </w:r>
+      <w:r>
+        <w:rPr>
+          <w:bCs/>
+          <w:b/>
+        </w:rPr>
+        <w:t xml:space="preserve">trường hợp cực đoan của CIMT mismatch</w:t>
+      </w:r>
+      <w:r>
+        <w:t xml:space="preserve">: khi cả ba kênh CIMT đồng thời vận hành cực đại (rent protection thất bại, LoF cao, institutional-void cực rộng) thì</w:t>
+      </w:r>
+      <w:r>
+        <w:t xml:space="preserve"> </w:t>
+      </w:r>
+      <w:r>
+        <w:rPr>
+          <w:iCs/>
+          <w:i/>
+        </w:rPr>
+        <w:t xml:space="preserve">signature</w:t>
+      </w:r>
+      <w:r>
+        <w:t xml:space="preserve"> </w:t>
+      </w:r>
+      <w:r>
+        <w:t xml:space="preserve">không còn là chữ U ngược bị làm phẳng (như Singapore) hay bị dịch chuyển sớm (như Việt Nam), mà</w:t>
+      </w:r>
+      <w:r>
+        <w:t xml:space="preserve"> </w:t>
+      </w:r>
+      <w:r>
+        <w:rPr>
+          <w:iCs/>
+          <w:i/>
+        </w:rPr>
+        <w:t xml:space="preserve">đảo dấu</w:t>
+      </w:r>
+      <w:r>
+        <w:t xml:space="preserve"> </w:t>
+      </w:r>
+      <w:r>
+        <w:t xml:space="preserve">thành quan hệ âm đơn điệu. FIP là biểu hiện của trường hợp khi</w:t>
+      </w:r>
+      <w:r>
+        <w:t xml:space="preserve"> </w:t>
+      </w:r>
+      <w:r>
+        <w:rPr>
+          <w:bCs/>
+          <w:b/>
+        </w:rPr>
+        <w:t xml:space="preserve">cả ba lớp của khung phân tầng</w:t>
+      </w:r>
+      <w:r>
+        <w:t xml:space="preserve"> </w:t>
+      </w:r>
+      <w:r>
+        <w:t xml:space="preserve">— taxonomy ICRV ở vị trí Nhóm VI (SIDS), CIMT mismatch cực đại (capability–institution gap cực rộng), và CDCM signature trở nên triệt tiêu (DAI không phát huy tác dụng) — cùng đồng pha. Khi thể chế yếu, TCI thấp và DAI không phát huy tác dụng, quốc tế hóa không chỉ ngừng ở chỗ không mang lại lợi ích, mà còn gây tổn hại thực sự đến hiệu quả doanh nghiệp.</w:t>
       </w:r>
     </w:p>
     <w:p>
@@ -2160,13 +2307,101 @@
         <w:t xml:space="preserve">5.3 Đóng góp lý thuyết</w:t>
       </w:r>
     </w:p>
-    <w:bookmarkStart w:id="32" w:name="cdcm-làm-rõ-dai-là-nguồn-lực-tình-huống"/>
+    <w:p>
+      <w:pPr>
+        <w:pStyle w:val="FirstParagraph"/>
+      </w:pPr>
+      <w:r>
+        <w:t xml:space="preserve">Luận án đóng góp năm đề mục lý thuyết được tổ chức quanh</w:t>
+      </w:r>
+      <w:r>
+        <w:t xml:space="preserve"> </w:t>
+      </w:r>
+      <w:r>
+        <w:rPr>
+          <w:bCs/>
+          <w:b/>
+        </w:rPr>
+        <w:t xml:space="preserve">khung phân tầng CIMT–ICRV–CDCM</w:t>
+      </w:r>
+      <w:r>
+        <w:t xml:space="preserve"> </w:t>
+      </w:r>
+      <w:r>
+        <w:t xml:space="preserve">(§2.5.1–2.5.4). Đề mục đầu tiên là chính bản thân khung phân tầng:</w:t>
+      </w:r>
+      <w:r>
+        <w:t xml:space="preserve"> </w:t>
+      </w:r>
+      <w:r>
+        <w:rPr>
+          <w:bCs/>
+          <w:b/>
+        </w:rPr>
+        <w:t xml:space="preserve">CIMT (Capability–Institution Mismatch Theory)</w:t>
+      </w:r>
+      <w:r>
+        <w:t xml:space="preserve"> </w:t>
+      </w:r>
+      <w:r>
+        <w:t xml:space="preserve">được phát triển trong luận án này như một</w:t>
+      </w:r>
+      <w:r>
+        <w:t xml:space="preserve"> </w:t>
+      </w:r>
+      <w:r>
+        <w:rPr>
+          <w:iCs/>
+          <w:i/>
+        </w:rPr>
+        <w:t xml:space="preserve">middle-range integrative framework</w:t>
+      </w:r>
+      <w:r>
+        <w:t xml:space="preserve"> </w:t>
+      </w:r>
+      <w:r>
+        <w:t xml:space="preserve">(Merton, 1968; Whetten, 1989; Corley &amp; Gioia, 2011) tích hợp ba kênh đã được khẳng định (rent protection, LoF attenuation, institutional-void amplification) thành một mechanism thống nhất, neo trên taxonomy ICRV và quan sát được qua signature CDCM ở cấp doanh nghiệp. Đóng góp này không tuyên bố thay thế RBV hay institutional theory mà</w:t>
+      </w:r>
+      <w:r>
+        <w:t xml:space="preserve"> </w:t>
+      </w:r>
+      <w:r>
+        <w:rPr>
+          <w:iCs/>
+          <w:i/>
+        </w:rPr>
+        <w:t xml:space="preserve">adjudicate giữa các dự đoán cạnh tranh trên cùng một dataset đa quốc gia</w:t>
+      </w:r>
+      <w:r>
+        <w:t xml:space="preserve"> </w:t>
+      </w:r>
+      <w:r>
+        <w:t xml:space="preserve">— kiểu đóng góp Whetten (1989) và Corley &amp; Gioia (2011) công nhận là incremental but valid. Bốn đề mục còn lại — DAI là nguồn lực tình huống, FIP là điều kiện biên SIDS, ngưỡng phá vỡ tại Ấn Độ, vai trò của Bậc trên — đều là</w:t>
+      </w:r>
+      <w:r>
+        <w:t xml:space="preserve"> </w:t>
+      </w:r>
+      <w:r>
+        <w:rPr>
+          <w:iCs/>
+          <w:i/>
+        </w:rPr>
+        <w:t xml:space="preserve">signature</w:t>
+      </w:r>
+      <w:r>
+        <w:t xml:space="preserve"> </w:t>
+      </w:r>
+      <w:r>
+        <w:t xml:space="preserve">của CIMT trong các regime ICRV cụ thể.</w:t>
+      </w:r>
+    </w:p>
+    <w:bookmarkStart w:id="32" w:name="Xbed440cdff66f7371be0a6ee45ac5a26d4c88b8"/>
     <w:p>
       <w:pPr>
         <w:pStyle w:val="Heading3"/>
       </w:pPr>
       <w:r>
-        <w:t xml:space="preserve">5.3.1 CDCM: làm rõ DAI là nguồn lực tình huống</w:t>
+        <w:t xml:space="preserve">5.3.1 CDCM signature: DAI là nguồn lực tình huống dưới mismatch số hóa</w:t>
       </w:r>
     </w:p>
     <w:p>
@@ -2174,7 +2409,7 @@
         <w:pStyle w:val="FirstParagraph"/>
       </w:pPr>
       <w:r>
-        <w:t xml:space="preserve">Đóng góp lý thuyết đầu tiên là làm rõ</w:t>
+        <w:t xml:space="preserve">Đóng góp lý thuyết tiếp theo là làm rõ</w:t>
       </w:r>
       <w:r>
         <w:t xml:space="preserve"> </w:t>
@@ -2190,17 +2425,17 @@
         <w:t xml:space="preserve"> </w:t>
       </w:r>
       <w:r>
-        <w:t xml:space="preserve">trong khung CDCM. DAI có hiệu ứng nâng mặt bằng phổ quát (β = +0,172, p &lt; 0,001, mẫu gộp N=82.302 từ 45 nền kinh tế), nhưng vai trò uốn đường cong I-P lại</w:t>
-      </w:r>
-      <w:r>
-        <w:t xml:space="preserve"> </w:t>
-      </w:r>
-      <w:r>
-        <w:rPr>
-          <w:bCs/>
-          <w:b/>
-        </w:rPr>
-        <w:t xml:space="preserve">phụ thuộc bối cảnh</w:t>
+        <w:t xml:space="preserve">như observable signature của CIMT trong CDCM. DAI có hiệu ứng nâng mặt bằng phổ quát (β = +0,172, p &lt; 0,001, mẫu gộp N=82.302 từ 45 nền kinh tế), nhưng vai trò uốn đường cong I-P lại</w:t>
+      </w:r>
+      <w:r>
+        <w:t xml:space="preserve"> </w:t>
+      </w:r>
+      <w:r>
+        <w:rPr>
+          <w:bCs/>
+          <w:b/>
+        </w:rPr>
+        <w:t xml:space="preserve">phụ thuộc bối cảnh ICRV</w:t>
       </w:r>
       <w:r>
         <w:t xml:space="preserve"> </w:t>
@@ -2219,7 +2454,26 @@
         <w:t xml:space="preserve">nguồn lực tình huống</w:t>
       </w:r>
       <w:r>
-        <w:t xml:space="preserve">, một tài nguyên có vai trò thay đổi theo bối cảnh thể chế. Đáng chú ý, tương tác DAI×ICRV (p = 0,049) cho thấy hiệu ứng điều tiết của DAI</w:t>
+        <w:t xml:space="preserve"> </w:t>
+      </w:r>
+      <w:r>
+        <w:t xml:space="preserve">— chính là</w:t>
+      </w:r>
+      <w:r>
+        <w:t xml:space="preserve"> </w:t>
+      </w:r>
+      <w:r>
+        <w:rPr>
+          <w:iCs/>
+          <w:i/>
+        </w:rPr>
+        <w:t xml:space="preserve">observable signature</w:t>
+      </w:r>
+      <w:r>
+        <w:t xml:space="preserve"> </w:t>
+      </w:r>
+      <w:r>
+        <w:t xml:space="preserve">mà khung CIMT dự đoán: năng lực số đóng vai trò bù đắp cho institutional voids (kênh ba của CIMT) khi mismatch sâu sắc. Đáng chú ý, tương tác DAI×ICRV (p = 0,049) cho thấy hiệu ứng điều tiết của DAI</w:t>
       </w:r>
       <w:r>
         <w:t xml:space="preserve"> </w:t>

--- a/dist/SUBMISSION_FINAL/Thesis_LuanAn/chuong_5_ket_luan_de_xuat.docx
+++ b/dist/SUBMISSION_FINAL/Thesis_LuanAn/chuong_5_ket_luan_de_xuat.docx
@@ -4285,7 +4285,8 @@
     <w:name w:val="Normal"/>
     <w:qFormat/>
     <w:pPr>
-      <w:spacing w:line="288" w:lineRule="auto"/>
+      <w:ind w:firstLine="567"/>
+      <w:spacing w:line="360" w:lineRule="auto"/>
       <w:jc w:val="both"/>
     </w:pPr>
     <w:rPr>
@@ -4299,7 +4300,7 @@
     <w:basedOn w:val="Normal"/>
     <w:link w:val="BodyTextChar"/>
     <w:pPr>
-      <w:spacing w:after="180" w:before="180" w:line="288" w:lineRule="auto"/>
+      <w:spacing w:after="180" w:before="180" w:line="360" w:lineRule="auto"/>
       <w:jc w:val="both"/>
     </w:pPr>
     <w:qFormat/>
@@ -4315,7 +4316,7 @@
     <w:next w:val="BodyText"/>
     <w:qFormat/>
     <w:pPr>
-      <w:spacing w:line="288" w:lineRule="auto"/>
+      <w:spacing w:line="360" w:lineRule="auto"/>
       <w:jc w:val="both"/>
     </w:pPr>
     <w:rPr>
@@ -4329,7 +4330,7 @@
     <w:basedOn w:val="BodyText"/>
     <w:qFormat/>
     <w:pPr>
-      <w:spacing w:after="36" w:before="36" w:line="288" w:lineRule="auto"/>
+      <w:spacing w:after="36" w:before="36" w:line="360" w:lineRule="auto"/>
       <w:jc w:val="both"/>
     </w:pPr>
     <w:rPr>
@@ -4346,7 +4347,7 @@
     <w:pPr>
       <w:keepNext/>
       <w:keepLines/>
-      <w:spacing w:after="240" w:before="480" w:line="288" w:lineRule="auto"/>
+      <w:spacing w:after="240" w:before="480" w:line="360" w:lineRule="auto"/>
       <w:jc w:val="both"/>
     </w:pPr>
     <w:rPr>
@@ -4366,7 +4367,7 @@
     <w:pPr>
       <w:keepNext/>
       <w:keepLines/>
-      <w:spacing w:after="240" w:before="240" w:line="288" w:lineRule="auto"/>
+      <w:spacing w:after="240" w:before="240" w:line="360" w:lineRule="auto"/>
       <w:jc w:val="both"/>
     </w:pPr>
     <w:rPr>
@@ -4383,7 +4384,7 @@
     <w:pPr>
       <w:keepNext/>
       <w:keepLines/>
-      <w:spacing w:line="288" w:lineRule="auto"/>
+      <w:spacing w:line="360" w:lineRule="auto"/>
       <w:jc w:val="both"/>
     </w:pPr>
     <w:rPr>
@@ -4399,7 +4400,7 @@
     <w:pPr>
       <w:keepNext/>
       <w:keepLines/>
-      <w:spacing w:line="288" w:lineRule="auto"/>
+      <w:spacing w:line="360" w:lineRule="auto"/>
       <w:jc w:val="both"/>
     </w:pPr>
     <w:rPr>
@@ -4417,7 +4418,7 @@
       <w:keepNext/>
       <w:keepLines/>
       <w:jc w:val="both"/>
-      <w:spacing w:after="0" w:before="300" w:line="288" w:lineRule="auto"/>
+      <w:spacing w:after="0" w:before="300" w:line="360" w:lineRule="auto"/>
     </w:pPr>
     <w:rPr>
       <w:color w:val="000000"/>
@@ -4435,7 +4436,7 @@
     <w:pPr>
       <w:keepNext/>
       <w:keepLines/>
-      <w:spacing w:after="300" w:before="100" w:line="288" w:lineRule="auto"/>
+      <w:spacing w:after="300" w:before="100" w:line="360" w:lineRule="auto"/>
       <w:jc w:val="both"/>
     </w:pPr>
     <w:rPr>
@@ -4451,7 +4452,7 @@
     <w:next w:val="Bibliography"/>
     <w:qFormat/>
     <w:pPr>
-      <w:spacing w:line="288" w:lineRule="auto"/>
+      <w:spacing w:line="360" w:lineRule="auto"/>
       <w:jc w:val="both"/>
     </w:pPr>
     <w:rPr>
@@ -4469,8 +4470,8 @@
     <w:pPr>
       <w:keepNext/>
       <w:keepLines/>
-      <w:spacing w:after="0" w:before="480" w:line="288" w:lineRule="auto"/>
-      <w:jc w:val="both"/>
+      <w:spacing w:after="0" w:before="480" w:line="360" w:lineRule="auto"/>
+      <w:jc w:val="center"/>
       <w:outlineLvl w:val="0"/>
     </w:pPr>
     <w:rPr>
@@ -4478,7 +4479,7 @@
       <w:b/>
       <w:bCs/>
       <w:color w:val="000000"/>
-      <w:sz w:val="26"/>
+      <w:sz w:val="32"/>
       <w:szCs w:val="32"/>
     </w:rPr>
   </w:style>
@@ -4492,7 +4493,7 @@
     <w:pPr>
       <w:keepNext/>
       <w:keepLines/>
-      <w:spacing w:after="0" w:before="200" w:line="288" w:lineRule="auto"/>
+      <w:spacing w:after="0" w:before="200" w:line="360" w:lineRule="auto"/>
       <w:jc w:val="both"/>
       <w:outlineLvl w:val="1"/>
     </w:pPr>
@@ -4501,7 +4502,7 @@
       <w:b/>
       <w:bCs/>
       <w:color w:val="000000"/>
-      <w:sz w:val="26"/>
+      <w:sz w:val="28"/>
       <w:szCs w:val="28"/>
     </w:rPr>
   </w:style>
@@ -4515,7 +4516,7 @@
     <w:pPr>
       <w:keepNext/>
       <w:keepLines/>
-      <w:spacing w:after="0" w:before="200" w:line="288" w:lineRule="auto"/>
+      <w:spacing w:after="0" w:before="200" w:line="360" w:lineRule="auto"/>
       <w:jc w:val="both"/>
       <w:outlineLvl w:val="2"/>
     </w:pPr>
@@ -4538,7 +4539,7 @@
     <w:pPr>
       <w:keepNext/>
       <w:keepLines/>
-      <w:spacing w:after="0" w:before="200" w:line="288" w:lineRule="auto"/>
+      <w:spacing w:after="0" w:before="200" w:line="360" w:lineRule="auto"/>
       <w:jc w:val="both"/>
       <w:outlineLvl w:val="3"/>
     </w:pPr>
@@ -4561,7 +4562,7 @@
     <w:pPr>
       <w:keepNext/>
       <w:keepLines/>
-      <w:spacing w:after="0" w:before="200" w:line="288" w:lineRule="auto"/>
+      <w:spacing w:after="0" w:before="200" w:line="360" w:lineRule="auto"/>
       <w:jc w:val="both"/>
       <w:outlineLvl w:val="4"/>
     </w:pPr>
@@ -4583,7 +4584,7 @@
     <w:pPr>
       <w:keepNext/>
       <w:keepLines/>
-      <w:spacing w:after="0" w:before="200" w:line="288" w:lineRule="auto"/>
+      <w:spacing w:after="0" w:before="200" w:line="360" w:lineRule="auto"/>
       <w:jc w:val="both"/>
       <w:outlineLvl w:val="5"/>
     </w:pPr>
@@ -4604,7 +4605,7 @@
     <w:pPr>
       <w:keepNext/>
       <w:keepLines/>
-      <w:spacing w:after="0" w:before="200" w:line="288" w:lineRule="auto"/>
+      <w:spacing w:after="0" w:before="200" w:line="360" w:lineRule="auto"/>
       <w:jc w:val="both"/>
       <w:outlineLvl w:val="6"/>
     </w:pPr>
@@ -4625,7 +4626,7 @@
     <w:pPr>
       <w:keepNext/>
       <w:keepLines/>
-      <w:spacing w:after="0" w:before="200" w:line="288" w:lineRule="auto"/>
+      <w:spacing w:after="0" w:before="200" w:line="360" w:lineRule="auto"/>
       <w:jc w:val="both"/>
       <w:outlineLvl w:val="7"/>
     </w:pPr>
@@ -4646,7 +4647,7 @@
     <w:pPr>
       <w:keepNext/>
       <w:keepLines/>
-      <w:spacing w:after="0" w:before="200" w:line="288" w:lineRule="auto"/>
+      <w:spacing w:after="0" w:before="200" w:line="360" w:lineRule="auto"/>
       <w:jc w:val="both"/>
       <w:outlineLvl w:val="8"/>
     </w:pPr>
@@ -4665,7 +4666,7 @@
     <w:unhideWhenUsed/>
     <w:qFormat/>
     <w:pPr>
-      <w:spacing w:after="100" w:before="100" w:line="288" w:lineRule="auto"/>
+      <w:spacing w:after="100" w:before="100" w:line="360" w:lineRule="auto"/>
       <w:ind w:firstLine="0" w:left="480" w:right="480"/>
       <w:jc w:val="both"/>
     </w:pPr>
@@ -4683,7 +4684,7 @@
     <w:unhideWhenUsed/>
     <w:qFormat/>
     <w:pPr>
-      <w:spacing w:line="288" w:lineRule="auto"/>
+      <w:spacing w:line="360" w:lineRule="auto"/>
       <w:jc w:val="both"/>
     </w:pPr>
     <w:rPr>
@@ -4709,7 +4710,7 @@
     <w:unhideWhenUsed/>
     <w:qFormat/>
     <w:pPr>
-      <w:spacing w:line="288" w:lineRule="auto"/>
+      <w:spacing w:line="360" w:lineRule="auto"/>
       <w:jc w:val="both"/>
     </w:pPr>
     <w:rPr>
@@ -4749,7 +4750,7 @@
     <w:pPr>
       <w:keepNext/>
       <w:keepLines/>
-      <w:spacing w:after="0" w:line="288" w:lineRule="auto"/>
+      <w:spacing w:after="0" w:line="360" w:lineRule="auto"/>
       <w:jc w:val="both"/>
     </w:pPr>
     <w:rPr>
@@ -4763,7 +4764,7 @@
     <w:name w:val="Definition"/>
     <w:basedOn w:val="Normal"/>
     <w:pPr>
-      <w:spacing w:line="288" w:lineRule="auto"/>
+      <w:spacing w:line="360" w:lineRule="auto"/>
       <w:jc w:val="both"/>
     </w:pPr>
     <w:rPr>
@@ -4777,7 +4778,7 @@
     <w:basedOn w:val="Normal"/>
     <w:link w:val="BodyTextChar"/>
     <w:pPr>
-      <w:spacing w:after="120" w:before="0" w:line="288" w:lineRule="auto"/>
+      <w:spacing w:after="120" w:before="0" w:line="360" w:lineRule="auto"/>
       <w:jc w:val="both"/>
     </w:pPr>
     <w:rPr>
@@ -4792,7 +4793,7 @@
     <w:basedOn w:val="Caption"/>
     <w:pPr>
       <w:keepNext/>
-      <w:spacing w:line="288" w:lineRule="auto"/>
+      <w:spacing w:line="360" w:lineRule="auto"/>
       <w:jc w:val="both"/>
     </w:pPr>
     <w:rPr>
@@ -4805,7 +4806,7 @@
     <w:name w:val="Image Caption"/>
     <w:basedOn w:val="Caption"/>
     <w:pPr>
-      <w:spacing w:line="288" w:lineRule="auto"/>
+      <w:spacing w:line="360" w:lineRule="auto"/>
       <w:jc w:val="both"/>
     </w:pPr>
     <w:rPr>
@@ -4818,7 +4819,7 @@
     <w:name w:val="Figure"/>
     <w:basedOn w:val="Normal"/>
     <w:pPr>
-      <w:spacing w:line="288" w:lineRule="auto"/>
+      <w:spacing w:line="360" w:lineRule="auto"/>
       <w:jc w:val="both"/>
     </w:pPr>
     <w:rPr>
@@ -4832,7 +4833,7 @@
     <w:basedOn w:val="Figure"/>
     <w:pPr>
       <w:keepNext/>
-      <w:spacing w:line="288" w:lineRule="auto"/>
+      <w:spacing w:line="360" w:lineRule="auto"/>
       <w:jc w:val="both"/>
     </w:pPr>
     <w:rPr>
@@ -4896,7 +4897,7 @@
     <w:unhideWhenUsed/>
     <w:qFormat/>
     <w:pPr>
-      <w:spacing w:before="240" w:line="288" w:lineRule="auto"/>
+      <w:spacing w:before="240" w:line="360" w:lineRule="auto"/>
       <w:jc w:val="both"/>
       <w:outlineLvl w:val="9"/>
     </w:pPr>

--- a/dist/SUBMISSION_FINAL/Thesis_LuanAn/chuong_5_ket_luan_de_xuat.docx
+++ b/dist/SUBMISSION_FINAL/Thesis_LuanAn/chuong_5_ket_luan_de_xuat.docx
@@ -4286,7 +4286,7 @@
     <w:qFormat/>
     <w:pPr>
       <w:ind w:firstLine="567"/>
-      <w:spacing w:line="360" w:lineRule="auto"/>
+      <w:spacing w:line="288" w:lineRule="auto"/>
       <w:jc w:val="both"/>
     </w:pPr>
     <w:rPr>
@@ -4300,7 +4300,7 @@
     <w:basedOn w:val="Normal"/>
     <w:link w:val="BodyTextChar"/>
     <w:pPr>
-      <w:spacing w:after="180" w:before="180" w:line="360" w:lineRule="auto"/>
+      <w:spacing w:after="180" w:before="180" w:line="288" w:lineRule="auto"/>
       <w:jc w:val="both"/>
     </w:pPr>
     <w:qFormat/>
@@ -4316,7 +4316,7 @@
     <w:next w:val="BodyText"/>
     <w:qFormat/>
     <w:pPr>
-      <w:spacing w:line="360" w:lineRule="auto"/>
+      <w:spacing w:line="288" w:lineRule="auto"/>
       <w:jc w:val="both"/>
     </w:pPr>
     <w:rPr>
@@ -4330,7 +4330,7 @@
     <w:basedOn w:val="BodyText"/>
     <w:qFormat/>
     <w:pPr>
-      <w:spacing w:after="36" w:before="36" w:line="360" w:lineRule="auto"/>
+      <w:spacing w:after="36" w:before="36" w:line="288" w:lineRule="auto"/>
       <w:jc w:val="both"/>
     </w:pPr>
     <w:rPr>
@@ -4347,7 +4347,7 @@
     <w:pPr>
       <w:keepNext/>
       <w:keepLines/>
-      <w:spacing w:after="240" w:before="480" w:line="360" w:lineRule="auto"/>
+      <w:spacing w:after="240" w:before="480" w:line="288" w:lineRule="auto"/>
       <w:jc w:val="both"/>
     </w:pPr>
     <w:rPr>
@@ -4367,7 +4367,7 @@
     <w:pPr>
       <w:keepNext/>
       <w:keepLines/>
-      <w:spacing w:after="240" w:before="240" w:line="360" w:lineRule="auto"/>
+      <w:spacing w:after="240" w:before="240" w:line="288" w:lineRule="auto"/>
       <w:jc w:val="both"/>
     </w:pPr>
     <w:rPr>
@@ -4384,7 +4384,7 @@
     <w:pPr>
       <w:keepNext/>
       <w:keepLines/>
-      <w:spacing w:line="360" w:lineRule="auto"/>
+      <w:spacing w:line="288" w:lineRule="auto"/>
       <w:jc w:val="both"/>
     </w:pPr>
     <w:rPr>
@@ -4400,7 +4400,7 @@
     <w:pPr>
       <w:keepNext/>
       <w:keepLines/>
-      <w:spacing w:line="360" w:lineRule="auto"/>
+      <w:spacing w:line="288" w:lineRule="auto"/>
       <w:jc w:val="both"/>
     </w:pPr>
     <w:rPr>
@@ -4418,7 +4418,7 @@
       <w:keepNext/>
       <w:keepLines/>
       <w:jc w:val="both"/>
-      <w:spacing w:after="0" w:before="300" w:line="360" w:lineRule="auto"/>
+      <w:spacing w:after="0" w:before="300" w:line="288" w:lineRule="auto"/>
     </w:pPr>
     <w:rPr>
       <w:color w:val="000000"/>
@@ -4436,7 +4436,7 @@
     <w:pPr>
       <w:keepNext/>
       <w:keepLines/>
-      <w:spacing w:after="300" w:before="100" w:line="360" w:lineRule="auto"/>
+      <w:spacing w:after="300" w:before="100" w:line="288" w:lineRule="auto"/>
       <w:jc w:val="both"/>
     </w:pPr>
     <w:rPr>
@@ -4452,7 +4452,7 @@
     <w:next w:val="Bibliography"/>
     <w:qFormat/>
     <w:pPr>
-      <w:spacing w:line="360" w:lineRule="auto"/>
+      <w:spacing w:line="288" w:lineRule="auto"/>
       <w:jc w:val="both"/>
     </w:pPr>
     <w:rPr>
@@ -4470,7 +4470,7 @@
     <w:pPr>
       <w:keepNext/>
       <w:keepLines/>
-      <w:spacing w:after="0" w:before="480" w:line="360" w:lineRule="auto"/>
+      <w:spacing w:after="0" w:before="480" w:line="288" w:lineRule="auto"/>
       <w:jc w:val="center"/>
       <w:outlineLvl w:val="0"/>
     </w:pPr>
@@ -4479,7 +4479,7 @@
       <w:b/>
       <w:bCs/>
       <w:color w:val="000000"/>
-      <w:sz w:val="32"/>
+      <w:sz w:val="28"/>
       <w:szCs w:val="32"/>
     </w:rPr>
   </w:style>
@@ -4493,7 +4493,7 @@
     <w:pPr>
       <w:keepNext/>
       <w:keepLines/>
-      <w:spacing w:after="0" w:before="200" w:line="360" w:lineRule="auto"/>
+      <w:spacing w:after="0" w:before="200" w:line="288" w:lineRule="auto"/>
       <w:jc w:val="both"/>
       <w:outlineLvl w:val="1"/>
     </w:pPr>
@@ -4502,7 +4502,7 @@
       <w:b/>
       <w:bCs/>
       <w:color w:val="000000"/>
-      <w:sz w:val="28"/>
+      <w:sz w:val="26"/>
       <w:szCs w:val="28"/>
     </w:rPr>
   </w:style>
@@ -4516,7 +4516,7 @@
     <w:pPr>
       <w:keepNext/>
       <w:keepLines/>
-      <w:spacing w:after="0" w:before="200" w:line="360" w:lineRule="auto"/>
+      <w:spacing w:after="0" w:before="200" w:line="288" w:lineRule="auto"/>
       <w:jc w:val="both"/>
       <w:outlineLvl w:val="2"/>
     </w:pPr>
@@ -4539,7 +4539,7 @@
     <w:pPr>
       <w:keepNext/>
       <w:keepLines/>
-      <w:spacing w:after="0" w:before="200" w:line="360" w:lineRule="auto"/>
+      <w:spacing w:after="0" w:before="200" w:line="288" w:lineRule="auto"/>
       <w:jc w:val="both"/>
       <w:outlineLvl w:val="3"/>
     </w:pPr>
@@ -4562,7 +4562,7 @@
     <w:pPr>
       <w:keepNext/>
       <w:keepLines/>
-      <w:spacing w:after="0" w:before="200" w:line="360" w:lineRule="auto"/>
+      <w:spacing w:after="0" w:before="200" w:line="288" w:lineRule="auto"/>
       <w:jc w:val="both"/>
       <w:outlineLvl w:val="4"/>
     </w:pPr>
@@ -4584,7 +4584,7 @@
     <w:pPr>
       <w:keepNext/>
       <w:keepLines/>
-      <w:spacing w:after="0" w:before="200" w:line="360" w:lineRule="auto"/>
+      <w:spacing w:after="0" w:before="200" w:line="288" w:lineRule="auto"/>
       <w:jc w:val="both"/>
       <w:outlineLvl w:val="5"/>
     </w:pPr>
@@ -4605,7 +4605,7 @@
     <w:pPr>
       <w:keepNext/>
       <w:keepLines/>
-      <w:spacing w:after="0" w:before="200" w:line="360" w:lineRule="auto"/>
+      <w:spacing w:after="0" w:before="200" w:line="288" w:lineRule="auto"/>
       <w:jc w:val="both"/>
       <w:outlineLvl w:val="6"/>
     </w:pPr>
@@ -4626,7 +4626,7 @@
     <w:pPr>
       <w:keepNext/>
       <w:keepLines/>
-      <w:spacing w:after="0" w:before="200" w:line="360" w:lineRule="auto"/>
+      <w:spacing w:after="0" w:before="200" w:line="288" w:lineRule="auto"/>
       <w:jc w:val="both"/>
       <w:outlineLvl w:val="7"/>
     </w:pPr>
@@ -4647,7 +4647,7 @@
     <w:pPr>
       <w:keepNext/>
       <w:keepLines/>
-      <w:spacing w:after="0" w:before="200" w:line="360" w:lineRule="auto"/>
+      <w:spacing w:after="0" w:before="200" w:line="288" w:lineRule="auto"/>
       <w:jc w:val="both"/>
       <w:outlineLvl w:val="8"/>
     </w:pPr>
@@ -4666,7 +4666,7 @@
     <w:unhideWhenUsed/>
     <w:qFormat/>
     <w:pPr>
-      <w:spacing w:after="100" w:before="100" w:line="360" w:lineRule="auto"/>
+      <w:spacing w:after="100" w:before="100" w:line="288" w:lineRule="auto"/>
       <w:ind w:firstLine="0" w:left="480" w:right="480"/>
       <w:jc w:val="both"/>
     </w:pPr>
@@ -4684,7 +4684,7 @@
     <w:unhideWhenUsed/>
     <w:qFormat/>
     <w:pPr>
-      <w:spacing w:line="360" w:lineRule="auto"/>
+      <w:spacing w:line="288" w:lineRule="auto"/>
       <w:jc w:val="both"/>
     </w:pPr>
     <w:rPr>
@@ -4710,7 +4710,7 @@
     <w:unhideWhenUsed/>
     <w:qFormat/>
     <w:pPr>
-      <w:spacing w:line="360" w:lineRule="auto"/>
+      <w:spacing w:line="288" w:lineRule="auto"/>
       <w:jc w:val="both"/>
     </w:pPr>
     <w:rPr>
@@ -4750,7 +4750,7 @@
     <w:pPr>
       <w:keepNext/>
       <w:keepLines/>
-      <w:spacing w:after="0" w:line="360" w:lineRule="auto"/>
+      <w:spacing w:after="0" w:line="288" w:lineRule="auto"/>
       <w:jc w:val="both"/>
     </w:pPr>
     <w:rPr>
@@ -4764,7 +4764,7 @@
     <w:name w:val="Definition"/>
     <w:basedOn w:val="Normal"/>
     <w:pPr>
-      <w:spacing w:line="360" w:lineRule="auto"/>
+      <w:spacing w:line="288" w:lineRule="auto"/>
       <w:jc w:val="both"/>
     </w:pPr>
     <w:rPr>
@@ -4778,7 +4778,7 @@
     <w:basedOn w:val="Normal"/>
     <w:link w:val="BodyTextChar"/>
     <w:pPr>
-      <w:spacing w:after="120" w:before="0" w:line="360" w:lineRule="auto"/>
+      <w:spacing w:after="120" w:before="0" w:line="288" w:lineRule="auto"/>
       <w:jc w:val="both"/>
     </w:pPr>
     <w:rPr>
@@ -4793,7 +4793,7 @@
     <w:basedOn w:val="Caption"/>
     <w:pPr>
       <w:keepNext/>
-      <w:spacing w:line="360" w:lineRule="auto"/>
+      <w:spacing w:line="288" w:lineRule="auto"/>
       <w:jc w:val="both"/>
     </w:pPr>
     <w:rPr>
@@ -4806,7 +4806,7 @@
     <w:name w:val="Image Caption"/>
     <w:basedOn w:val="Caption"/>
     <w:pPr>
-      <w:spacing w:line="360" w:lineRule="auto"/>
+      <w:spacing w:line="288" w:lineRule="auto"/>
       <w:jc w:val="both"/>
     </w:pPr>
     <w:rPr>
@@ -4819,7 +4819,7 @@
     <w:name w:val="Figure"/>
     <w:basedOn w:val="Normal"/>
     <w:pPr>
-      <w:spacing w:line="360" w:lineRule="auto"/>
+      <w:spacing w:line="288" w:lineRule="auto"/>
       <w:jc w:val="both"/>
     </w:pPr>
     <w:rPr>
@@ -4833,7 +4833,7 @@
     <w:basedOn w:val="Figure"/>
     <w:pPr>
       <w:keepNext/>
-      <w:spacing w:line="360" w:lineRule="auto"/>
+      <w:spacing w:line="288" w:lineRule="auto"/>
       <w:jc w:val="both"/>
     </w:pPr>
     <w:rPr>
@@ -4897,7 +4897,7 @@
     <w:unhideWhenUsed/>
     <w:qFormat/>
     <w:pPr>
-      <w:spacing w:before="240" w:line="360" w:lineRule="auto"/>
+      <w:spacing w:before="240" w:line="288" w:lineRule="auto"/>
       <w:jc w:val="both"/>
       <w:outlineLvl w:val="9"/>
     </w:pPr>
